--- a/report/docx/bulletin/bulletin_2.docx
+++ b/report/docx/bulletin/bulletin_2.docx
@@ -1,6 +1,6 @@
 
 <file path=word/document.xml><?xml version="1.0" encoding="utf-8"?>
-<w:document xmlns:wpc="http://schemas.microsoft.com/office/word/2010/wordprocessingCanvas" xmlns:cx="http://schemas.microsoft.com/office/drawing/2014/chartex" xmlns:cx1="http://schemas.microsoft.com/office/drawing/2015/9/8/chartex" xmlns:cx2="http://schemas.microsoft.com/office/drawing/2015/10/21/chartex" xmlns:cx3="http://schemas.microsoft.com/office/drawing/2016/5/9/chartex" xmlns:cx4="http://schemas.microsoft.com/office/drawing/2016/5/10/chartex" xmlns:cx5="http://schemas.microsoft.com/office/drawing/2016/5/11/chartex" xmlns:cx6="http://schemas.microsoft.com/office/drawing/2016/5/12/chartex" xmlns:cx7="http://schemas.microsoft.com/office/drawing/2016/5/13/chartex" xmlns:cx8="http://schemas.microsoft.com/office/drawing/2016/5/14/chartex" xmlns:mc="http://schemas.openxmlformats.org/markup-compatibility/2006" xmlns:aink="http://schemas.microsoft.com/office/drawing/2016/ink" xmlns:am3d="http://schemas.microsoft.com/office/drawing/2017/model3d" xmlns:o="urn:schemas-microsoft-com:office:office" xmlns:r="http://schemas.openxmlformats.org/officeDocument/2006/relationships" xmlns:m="http://schemas.openxmlformats.org/officeDocument/2006/math" xmlns:v="urn:schemas-microsoft-com:vml" xmlns:wp14="http://schemas.microsoft.com/office/word/2010/wordprocessingDrawing" xmlns:wp="http://schemas.openxmlformats.org/drawingml/2006/wordprocessingDrawing" xmlns:w10="urn:schemas-microsoft-com:office:word" xmlns:w="http://schemas.openxmlformats.org/wordprocessingml/2006/main" xmlns:w14="http://schemas.microsoft.com/office/word/2010/wordml" xmlns:w15="http://schemas.microsoft.com/office/word/2012/wordml" xmlns:w16cex="http://schemas.microsoft.com/office/word/2018/wordml/cex" xmlns:w16cid="http://schemas.microsoft.com/office/word/2016/wordml/cid" xmlns:w16="http://schemas.microsoft.com/office/word/2018/wordml" xmlns:w16sdtdh="http://schemas.microsoft.com/office/word/2020/wordml/sdtdatahash" xmlns:w16se="http://schemas.microsoft.com/office/word/2015/wordml/symex" xmlns:wpg="http://schemas.microsoft.com/office/word/2010/wordprocessingGroup" xmlns:wpi="http://schemas.microsoft.com/office/word/2010/wordprocessingInk" xmlns:wne="http://schemas.microsoft.com/office/word/2006/wordml" xmlns:wps="http://schemas.microsoft.com/office/word/2010/wordprocessingShape" mc:Ignorable="w14 w15 w16se w16cid w16 w16cex w16sdtdh wp14">
+<w:document xmlns:wpc="http://schemas.microsoft.com/office/word/2010/wordprocessingCanvas" xmlns:cx="http://schemas.microsoft.com/office/drawing/2014/chartex" xmlns:cx1="http://schemas.microsoft.com/office/drawing/2015/9/8/chartex" xmlns:cx2="http://schemas.microsoft.com/office/drawing/2015/10/21/chartex" xmlns:cx3="http://schemas.microsoft.com/office/drawing/2016/5/9/chartex" xmlns:cx4="http://schemas.microsoft.com/office/drawing/2016/5/10/chartex" xmlns:cx5="http://schemas.microsoft.com/office/drawing/2016/5/11/chartex" xmlns:cx6="http://schemas.microsoft.com/office/drawing/2016/5/12/chartex" xmlns:cx7="http://schemas.microsoft.com/office/drawing/2016/5/13/chartex" xmlns:cx8="http://schemas.microsoft.com/office/drawing/2016/5/14/chartex" xmlns:mc="http://schemas.openxmlformats.org/markup-compatibility/2006" xmlns:m="http://schemas.openxmlformats.org/officeDocument/2006/math" xmlns:aink="http://schemas.microsoft.com/office/drawing/2016/ink" xmlns:am3d="http://schemas.microsoft.com/office/drawing/2017/model3d" xmlns:oel="http://schemas.microsoft.com/office/2019/extlst" xmlns:r="http://schemas.openxmlformats.org/officeDocument/2006/relationships" xmlns:wp14="http://schemas.microsoft.com/office/word/2010/wordprocessingDrawing" xmlns:wp="http://schemas.openxmlformats.org/drawingml/2006/wordprocessingDrawing" xmlns:wpg="http://schemas.microsoft.com/office/word/2010/wordprocessingGroup" xmlns:wpi="http://schemas.microsoft.com/office/word/2010/wordprocessingInk" xmlns:wps="http://schemas.microsoft.com/office/word/2010/wordprocessingShape" xmlns:o="urn:schemas-microsoft-com:office:office" xmlns:v="urn:schemas-microsoft-com:vml" xmlns:w10="urn:schemas-microsoft-com:office:word" xmlns:w="http://schemas.openxmlformats.org/wordprocessingml/2006/main" xmlns:w14="http://schemas.microsoft.com/office/word/2010/wordml" xmlns:w15="http://schemas.microsoft.com/office/word/2012/wordml" xmlns:w16cex="http://schemas.microsoft.com/office/word/2018/wordml/cex" xmlns:w16cid="http://schemas.microsoft.com/office/word/2016/wordml/cid" xmlns:w16="http://schemas.microsoft.com/office/word/2018/wordml" xmlns:w16sdtdh="http://schemas.microsoft.com/office/word/2020/wordml/sdtdatahash" xmlns:w16sdtfl="http://schemas.microsoft.com/office/word/2024/wordml/sdtformatlock" xmlns:w16se="http://schemas.microsoft.com/office/word/2015/wordml/symex" xmlns:w16du="http://schemas.microsoft.com/office/word/2023/wordml/word16du" xmlns:wne="http://schemas.microsoft.com/office/word/2006/wordml" mc:Ignorable="w14 w15 w16se w16cid w16 w16cex w16sdtdh w16sdtfl w16du wp14">
   <w:body>
     <w:p>
       <w:pPr>
@@ -94,24 +94,77 @@
           <w:sz w:val="20"/>
           <w:szCs w:val="20"/>
         </w:rPr>
-        <w:t>{{meetingAddress}}</w:t>
-      </w:r>
-    </w:p>
-    <w:p>
-      <w:pPr>
-        <w:rPr>
-          <w:b/>
-          <w:sz w:val="20"/>
-          <w:szCs w:val="20"/>
-        </w:rPr>
-      </w:pPr>
-      <w:r>
-        <w:rPr>
-          <w:b/>
-          <w:sz w:val="20"/>
-          <w:szCs w:val="20"/>
-        </w:rPr>
-        <w:t>{{meetingDate}}</w:t>
+        <w:t>{{</w:t>
+      </w:r>
+      <w:r>
+        <w:rPr>
+          <w:b/>
+          <w:sz w:val="20"/>
+          <w:szCs w:val="20"/>
+          <w:lang w:val="en-US"/>
+        </w:rPr>
+        <w:t>debtor</w:t>
+      </w:r>
+      <w:r>
+        <w:rPr>
+          <w:b/>
+          <w:sz w:val="20"/>
+          <w:szCs w:val="20"/>
+          <w:lang w:val="en-US"/>
+        </w:rPr>
+        <w:t>M</w:t>
+      </w:r>
+      <w:r>
+        <w:rPr>
+          <w:b/>
+          <w:sz w:val="20"/>
+          <w:szCs w:val="20"/>
+        </w:rPr>
+        <w:t>eetingAddress}}</w:t>
+      </w:r>
+    </w:p>
+    <w:p>
+      <w:pPr>
+        <w:rPr>
+          <w:b/>
+          <w:sz w:val="20"/>
+          <w:szCs w:val="20"/>
+        </w:rPr>
+      </w:pPr>
+      <w:r>
+        <w:rPr>
+          <w:b/>
+          <w:sz w:val="20"/>
+          <w:szCs w:val="20"/>
+        </w:rPr>
+        <w:t>{{</w:t>
+      </w:r>
+      <w:proofErr w:type="spellStart"/>
+      <w:r>
+        <w:rPr>
+          <w:b/>
+          <w:sz w:val="20"/>
+          <w:szCs w:val="20"/>
+          <w:lang w:val="en-US"/>
+        </w:rPr>
+        <w:t>debtorM</w:t>
+      </w:r>
+      <w:r>
+        <w:rPr>
+          <w:b/>
+          <w:sz w:val="20"/>
+          <w:szCs w:val="20"/>
+        </w:rPr>
+        <w:t>eetingDate</w:t>
+      </w:r>
+      <w:proofErr w:type="spellEnd"/>
+      <w:r>
+        <w:rPr>
+          <w:b/>
+          <w:sz w:val="20"/>
+          <w:szCs w:val="20"/>
+        </w:rPr>
+        <w:t>}}</w:t>
       </w:r>
     </w:p>
     <w:p>
@@ -941,7 +994,7 @@
 </file>
 
 <file path=word/styles.xml><?xml version="1.0" encoding="utf-8"?>
-<w:styles xmlns:mc="http://schemas.openxmlformats.org/markup-compatibility/2006" xmlns:r="http://schemas.openxmlformats.org/officeDocument/2006/relationships" xmlns:w="http://schemas.openxmlformats.org/wordprocessingml/2006/main" xmlns:w14="http://schemas.microsoft.com/office/word/2010/wordml" xmlns:w15="http://schemas.microsoft.com/office/word/2012/wordml" xmlns:w16cex="http://schemas.microsoft.com/office/word/2018/wordml/cex" xmlns:w16cid="http://schemas.microsoft.com/office/word/2016/wordml/cid" xmlns:w16="http://schemas.microsoft.com/office/word/2018/wordml" xmlns:w16sdtdh="http://schemas.microsoft.com/office/word/2020/wordml/sdtdatahash" xmlns:w16se="http://schemas.microsoft.com/office/word/2015/wordml/symex" mc:Ignorable="w14 w15 w16se w16cid w16 w16cex w16sdtdh">
+<w:styles xmlns:mc="http://schemas.openxmlformats.org/markup-compatibility/2006" xmlns:r="http://schemas.openxmlformats.org/officeDocument/2006/relationships" xmlns:w="http://schemas.openxmlformats.org/wordprocessingml/2006/main" xmlns:w14="http://schemas.microsoft.com/office/word/2010/wordml" xmlns:w15="http://schemas.microsoft.com/office/word/2012/wordml" xmlns:w16cex="http://schemas.microsoft.com/office/word/2018/wordml/cex" xmlns:w16cid="http://schemas.microsoft.com/office/word/2016/wordml/cid" xmlns:w16="http://schemas.microsoft.com/office/word/2018/wordml" xmlns:w16sdtdh="http://schemas.microsoft.com/office/word/2020/wordml/sdtdatahash" xmlns:w16sdtfl="http://schemas.microsoft.com/office/word/2024/wordml/sdtformatlock" xmlns:w16se="http://schemas.microsoft.com/office/word/2015/wordml/symex" xmlns:w16du="http://schemas.microsoft.com/office/word/2023/wordml/word16du" mc:Ignorable="w14 w15 w16se w16cid w16 w16cex w16sdtdh w16sdtfl w16du">
   <w:docDefaults>
     <w:rPrDefault>
       <w:rPr>

--- a/report/docx/bulletin/bulletin_2.docx
+++ b/report/docx/bulletin/bulletin_2.docx
@@ -103,16 +103,7 @@
           <w:szCs w:val="20"/>
           <w:lang w:val="en-US"/>
         </w:rPr>
-        <w:t>debtor</w:t>
-      </w:r>
-      <w:r>
-        <w:rPr>
-          <w:b/>
-          <w:sz w:val="20"/>
-          <w:szCs w:val="20"/>
-          <w:lang w:val="en-US"/>
-        </w:rPr>
-        <w:t>M</w:t>
+        <w:t>debtorM</w:t>
       </w:r>
       <w:r>
         <w:rPr>
@@ -497,6 +488,12 @@
         <w:tc>
           <w:tcPr>
             <w:tcW w:w="900" w:type="dxa"/>
+            <w:tcBorders>
+              <w:top w:val="single" w:sz="6" w:space="0" w:color="auto"/>
+              <w:left w:val="single" w:sz="6" w:space="0" w:color="auto"/>
+              <w:bottom w:val="single" w:sz="6" w:space="0" w:color="auto"/>
+              <w:right w:val="single" w:sz="6" w:space="0" w:color="auto"/>
+            </w:tcBorders>
           </w:tcPr>
           <w:p>
             <w:pPr>
@@ -519,6 +516,12 @@
         <w:tc>
           <w:tcPr>
             <w:tcW w:w="8872" w:type="dxa"/>
+            <w:tcBorders>
+              <w:top w:val="single" w:sz="6" w:space="0" w:color="auto"/>
+              <w:left w:val="single" w:sz="6" w:space="0" w:color="auto"/>
+              <w:bottom w:val="single" w:sz="6" w:space="0" w:color="auto"/>
+              <w:right w:val="single" w:sz="6" w:space="0" w:color="auto"/>
+            </w:tcBorders>
           </w:tcPr>
           <w:p>
             <w:pPr>
@@ -541,6 +544,9 @@
         <w:tc>
           <w:tcPr>
             <w:tcW w:w="1000" w:type="dxa"/>
+            <w:tcBorders>
+              <w:left w:val="single" w:sz="6" w:space="0" w:color="auto"/>
+            </w:tcBorders>
           </w:tcPr>
           <w:p>
             <w:pPr>
@@ -568,6 +574,12 @@
         <w:tc>
           <w:tcPr>
             <w:tcW w:w="900" w:type="dxa"/>
+            <w:tcBorders>
+              <w:top w:val="single" w:sz="6" w:space="0" w:color="auto"/>
+              <w:left w:val="single" w:sz="6" w:space="0" w:color="auto"/>
+              <w:bottom w:val="single" w:sz="6" w:space="0" w:color="auto"/>
+              <w:right w:val="single" w:sz="6" w:space="0" w:color="auto"/>
+            </w:tcBorders>
             <w:vAlign w:val="center"/>
           </w:tcPr>
           <w:p>
@@ -590,6 +602,12 @@
         <w:tc>
           <w:tcPr>
             <w:tcW w:w="8872" w:type="dxa"/>
+            <w:tcBorders>
+              <w:top w:val="single" w:sz="6" w:space="0" w:color="auto"/>
+              <w:left w:val="single" w:sz="6" w:space="0" w:color="auto"/>
+              <w:bottom w:val="single" w:sz="6" w:space="0" w:color="auto"/>
+              <w:right w:val="single" w:sz="6" w:space="0" w:color="auto"/>
+            </w:tcBorders>
             <w:vAlign w:val="center"/>
           </w:tcPr>
           <w:p>
@@ -627,6 +645,9 @@
         <w:tc>
           <w:tcPr>
             <w:tcW w:w="1000" w:type="dxa"/>
+            <w:tcBorders>
+              <w:left w:val="single" w:sz="6" w:space="0" w:color="auto"/>
+            </w:tcBorders>
             <w:vAlign w:val="center"/>
           </w:tcPr>
           <w:p>
@@ -646,6 +667,12 @@
         <w:tc>
           <w:tcPr>
             <w:tcW w:w="900" w:type="dxa"/>
+            <w:tcBorders>
+              <w:top w:val="single" w:sz="6" w:space="0" w:color="auto"/>
+              <w:left w:val="single" w:sz="6" w:space="0" w:color="auto"/>
+              <w:bottom w:val="single" w:sz="6" w:space="0" w:color="auto"/>
+              <w:right w:val="single" w:sz="6" w:space="0" w:color="auto"/>
+            </w:tcBorders>
             <w:vAlign w:val="center"/>
           </w:tcPr>
           <w:p>
@@ -668,6 +695,12 @@
         <w:tc>
           <w:tcPr>
             <w:tcW w:w="8872" w:type="dxa"/>
+            <w:tcBorders>
+              <w:top w:val="single" w:sz="6" w:space="0" w:color="auto"/>
+              <w:left w:val="single" w:sz="6" w:space="0" w:color="auto"/>
+              <w:bottom w:val="single" w:sz="6" w:space="0" w:color="auto"/>
+              <w:right w:val="single" w:sz="6" w:space="0" w:color="auto"/>
+            </w:tcBorders>
             <w:vAlign w:val="center"/>
           </w:tcPr>
           <w:p>
@@ -705,6 +738,9 @@
         <w:tc>
           <w:tcPr>
             <w:tcW w:w="1000" w:type="dxa"/>
+            <w:tcBorders>
+              <w:left w:val="single" w:sz="6" w:space="0" w:color="auto"/>
+            </w:tcBorders>
             <w:vAlign w:val="center"/>
           </w:tcPr>
           <w:p>
@@ -724,6 +760,12 @@
         <w:tc>
           <w:tcPr>
             <w:tcW w:w="900" w:type="dxa"/>
+            <w:tcBorders>
+              <w:top w:val="single" w:sz="6" w:space="0" w:color="auto"/>
+              <w:left w:val="single" w:sz="6" w:space="0" w:color="auto"/>
+              <w:bottom w:val="single" w:sz="6" w:space="0" w:color="auto"/>
+              <w:right w:val="single" w:sz="6" w:space="0" w:color="auto"/>
+            </w:tcBorders>
             <w:vAlign w:val="center"/>
           </w:tcPr>
           <w:p>
@@ -746,6 +788,12 @@
         <w:tc>
           <w:tcPr>
             <w:tcW w:w="8872" w:type="dxa"/>
+            <w:tcBorders>
+              <w:top w:val="single" w:sz="6" w:space="0" w:color="auto"/>
+              <w:left w:val="single" w:sz="6" w:space="0" w:color="auto"/>
+              <w:bottom w:val="single" w:sz="6" w:space="0" w:color="auto"/>
+              <w:right w:val="single" w:sz="6" w:space="0" w:color="auto"/>
+            </w:tcBorders>
             <w:vAlign w:val="center"/>
           </w:tcPr>
           <w:p>
@@ -797,6 +845,9 @@
         <w:tc>
           <w:tcPr>
             <w:tcW w:w="1000" w:type="dxa"/>
+            <w:tcBorders>
+              <w:left w:val="single" w:sz="6" w:space="0" w:color="auto"/>
+            </w:tcBorders>
             <w:vAlign w:val="center"/>
           </w:tcPr>
           <w:p>
@@ -816,6 +867,12 @@
         <w:tc>
           <w:tcPr>
             <w:tcW w:w="900" w:type="dxa"/>
+            <w:tcBorders>
+              <w:top w:val="single" w:sz="6" w:space="0" w:color="auto"/>
+              <w:left w:val="single" w:sz="6" w:space="0" w:color="auto"/>
+              <w:bottom w:val="single" w:sz="6" w:space="0" w:color="auto"/>
+              <w:right w:val="single" w:sz="6" w:space="0" w:color="auto"/>
+            </w:tcBorders>
             <w:vAlign w:val="center"/>
           </w:tcPr>
           <w:p>
@@ -838,6 +895,12 @@
         <w:tc>
           <w:tcPr>
             <w:tcW w:w="8872" w:type="dxa"/>
+            <w:tcBorders>
+              <w:top w:val="single" w:sz="6" w:space="0" w:color="auto"/>
+              <w:left w:val="single" w:sz="6" w:space="0" w:color="auto"/>
+              <w:bottom w:val="single" w:sz="6" w:space="0" w:color="auto"/>
+              <w:right w:val="single" w:sz="6" w:space="0" w:color="auto"/>
+            </w:tcBorders>
             <w:vAlign w:val="center"/>
           </w:tcPr>
           <w:p>
@@ -859,6 +922,9 @@
         <w:tc>
           <w:tcPr>
             <w:tcW w:w="1000" w:type="dxa"/>
+            <w:tcBorders>
+              <w:left w:val="single" w:sz="6" w:space="0" w:color="auto"/>
+            </w:tcBorders>
             <w:vAlign w:val="center"/>
           </w:tcPr>
           <w:p>
